--- a/pages/Sydney_Hannert_Resume.docx
+++ b/pages/Sydney_Hannert_Resume.docx
@@ -1234,7 +1234,7 @@
           <w:szCs w:val="21"/>
           <w:rtl w:val="0"/>
         </w:rPr>
-        <w:t xml:space="preserve">Troubleshooted errors throughout the ERP system setup process</w:t>
+        <w:t xml:space="preserve">Resolved errors throughout the ERP system setup process</w:t>
       </w:r>
     </w:p>
     <w:p>
